--- a/brain/BusinessArtifacts/governance/compliance_crosswalk_deferral_and_proposed_requirements.docx
+++ b/brain/BusinessArtifacts/governance/compliance_crosswalk_deferral_and_proposed_requirements.docx
@@ -25,7 +25,7 @@
         <w:pStyle w:val="Heading1"/>
       </w:pPr>
       <w:r>
-        <w:t>1. Boss decision (2026-04-19)</w:t>
+        <w:t>1. Human decision (2026-04-19)</w:t>
       </w:r>
     </w:p>
     <w:p>
@@ -33,7 +33,7 @@
         <w:rPr>
           <w:sz w:val="22"/>
         </w:rPr>
-        <w:t>Both work products described below are FORMALLY SPECIFIED as proposed requirements but DEFERRED until after alpha (per v4-022 alpha-freeze focus). No further build work proceeds on either until Boss approves the requirements and lifts the freeze for them. Focus returns to application code (FindCare scoring engine, measures, end-to-end wiring).</w:t>
+        <w:t>Both work products described below are FORMALLY SPECIFIED as proposed requirements but DEFERRED until after alpha (per v4-022 alpha-freeze focus). No further build work proceeds on either until human approves the requirements and lifts the freeze for them. Focus returns to application code (FindCare scoring engine, measures, end-to-end wiring).</w:t>
       </w:r>
     </w:p>
     <w:p>
@@ -192,7 +192,7 @@
         <w:rPr>
           <w:sz w:val="22"/>
         </w:rPr>
-        <w:t>Public agent surface (per Boss directive 2026-04-19):</w:t>
+        <w:t>Public agent surface (per human directive 2026-04-19):</w:t>
       </w:r>
     </w:p>
     <w:p>
@@ -497,7 +497,7 @@
         <w:pStyle w:val="Heading2"/>
       </w:pPr>
       <w:r>
-        <w:t>3.2 Proposed B+T requirement pair (for Boss approval)</w:t>
+        <w:t>3.2 Proposed B+T requirement pair (for human approval)</w:t>
       </w:r>
     </w:p>
     <w:tbl>
@@ -593,7 +593,7 @@
           </w:tcPr>
           <w:p>
             <w:r>
-              <w:t>proposed (awaiting Boss approval)</w:t>
+              <w:t>proposed (awaiting human approval)</w:t>
             </w:r>
           </w:p>
         </w:tc>
@@ -714,7 +714,7 @@
           </w:tcPr>
           <w:p>
             <w:r>
-              <w:t>proposed (awaiting Boss approval)</w:t>
+              <w:t>proposed (awaiting human approval)</w:t>
             </w:r>
           </w:p>
         </w:tc>
@@ -848,7 +848,7 @@
         <w:pStyle w:val="Heading2"/>
       </w:pPr>
       <w:r>
-        <w:t>4.1 Proposed B+T requirement pair (for Boss approval)</w:t>
+        <w:t>4.1 Proposed B+T requirement pair (for human approval)</w:t>
       </w:r>
     </w:p>
     <w:tbl>
@@ -944,7 +944,7 @@
           </w:tcPr>
           <w:p>
             <w:r>
-              <w:t>proposed (deferred — awaiting Boss approval and post-alpha)</w:t>
+              <w:t>proposed (deferred — awaiting human approval and post-alpha)</w:t>
             </w:r>
           </w:p>
         </w:tc>
@@ -1065,7 +1065,7 @@
           </w:tcPr>
           <w:p>
             <w:r>
-              <w:t>proposed (deferred — awaiting Boss approval and post-alpha)</w:t>
+              <w:t>proposed (deferred — awaiting human approval and post-alpha)</w:t>
             </w:r>
           </w:p>
         </w:tc>
@@ -1136,7 +1136,7 @@
         <w:rPr>
           <w:sz w:val="22"/>
         </w:rPr>
-        <w:t>Both work products above are governance / brain-housekeeping work. Per v4-022 (alpha freeze 2026-04-07 → 2026-05-01), neither proceeds without Boss approval AND GPT (Enterprise Architect) concurrence. The compliance crosswalk agent and SecurityAuditControls.json that already exist were built overnight under Boss's risk-acceptance for the engineering-rules curation work; they remain as-is (not committed pending the requirement approval per v4-023).</w:t>
+        <w:t>Both work products above are governance / brain-housekeeping work. Per v4-022 (alpha freeze 2026-04-07 → 2026-05-01), neither proceeds without human approval AND GPT (Enterprise Architect) concurrence. The compliance crosswalk agent and SecurityAuditControls.json that already exist were built overnight under human's risk-acceptance for the engineering-rules curation work; they remain as-is (not committed pending the requirement approval per v4-023).</w:t>
       </w:r>
     </w:p>
     <w:p>
@@ -1145,7 +1145,7 @@
           <w:b/>
           <w:sz w:val="22"/>
         </w:rPr>
-        <w:t>Effective immediately, focus returns to alpha-critical work — the application: scoring engine, measures, data loading, end-to-end wiring. No further work on either deferred product until Boss explicitly lifts the deferral.</w:t>
+        <w:t>Effective immediately, focus returns to alpha-critical work — the application: scoring engine, measures, data loading, end-to-end wiring. No further work on either deferred product until human explicitly lifts the deferral.</w:t>
       </w:r>
     </w:p>
     <w:p>
@@ -1212,6 +1212,8 @@
       </w:r>
     </w:p>
     <w:sectPr>
+      <w:headerReference w:type="default" r:id="rId9"/>
+      <w:footerReference w:type="default" r:id="rId10"/>
       <w:pgSz w:w="12240" w:h="15840"/>
       <w:pgMar w:top="1440" w:right="1800" w:bottom="1440" w:left="1800" w:header="720" w:footer="720" w:gutter="0"/>
       <w:cols w:space="720"/>
@@ -1219,6 +1221,26 @@
     </w:sectPr>
   </w:body>
 </w:document>
+</file>
+
+<file path=word/footer1.xml><?xml version="1.0" encoding="utf-8"?>
+<w:ftr xmlns:m="http://schemas.openxmlformats.org/officeDocument/2006/math" xmlns:mc="http://schemas.openxmlformats.org/markup-compatibility/2006" xmlns:mo="http://schemas.microsoft.com/office/mac/office/2008/main" xmlns:mv="urn:schemas-microsoft-com:mac:vml" xmlns:o="urn:schemas-microsoft-com:office:office" xmlns:r="http://schemas.openxmlformats.org/officeDocument/2006/relationships" xmlns:v="urn:schemas-microsoft-com:vml" xmlns:w10="urn:schemas-microsoft-com:office:word" xmlns:w14="http://schemas.microsoft.com/office/word/2010/wordml" xmlns:w="http://schemas.openxmlformats.org/wordprocessingml/2006/main" xmlns:wne="http://schemas.microsoft.com/office/word/2006/wordml" xmlns:wp14="http://schemas.microsoft.com/office/word/2010/wordprocessingDrawing" xmlns:wp="http://schemas.openxmlformats.org/drawingml/2006/wordprocessingDrawing" xmlns:wpc="http://schemas.microsoft.com/office/word/2010/wordprocessingCanvas" xmlns:wpg="http://schemas.microsoft.com/office/word/2010/wordprocessingGroup" xmlns:wpi="http://schemas.microsoft.com/office/word/2010/wordprocessingInk" xmlns:wps="http://schemas.microsoft.com/office/word/2010/wordprocessingShape" mc:Ignorable="w14 wp14">
+  <w:p>
+    <w:pPr>
+      <w:pStyle w:val="Footer"/>
+    </w:pPr>
+  </w:p>
+</w:ftr>
+</file>
+
+<file path=word/header1.xml><?xml version="1.0" encoding="utf-8"?>
+<w:hdr xmlns:m="http://schemas.openxmlformats.org/officeDocument/2006/math" xmlns:mc="http://schemas.openxmlformats.org/markup-compatibility/2006" xmlns:mo="http://schemas.microsoft.com/office/mac/office/2008/main" xmlns:mv="urn:schemas-microsoft-com:mac:vml" xmlns:o="urn:schemas-microsoft-com:office:office" xmlns:r="http://schemas.openxmlformats.org/officeDocument/2006/relationships" xmlns:v="urn:schemas-microsoft-com:vml" xmlns:w10="urn:schemas-microsoft-com:office:word" xmlns:w14="http://schemas.microsoft.com/office/word/2010/wordml" xmlns:w="http://schemas.openxmlformats.org/wordprocessingml/2006/main" xmlns:wne="http://schemas.microsoft.com/office/word/2006/wordml" xmlns:wp14="http://schemas.microsoft.com/office/word/2010/wordprocessingDrawing" xmlns:wp="http://schemas.openxmlformats.org/drawingml/2006/wordprocessingDrawing" xmlns:wpc="http://schemas.microsoft.com/office/word/2010/wordprocessingCanvas" xmlns:wpg="http://schemas.microsoft.com/office/word/2010/wordprocessingGroup" xmlns:wpi="http://schemas.microsoft.com/office/word/2010/wordprocessingInk" xmlns:wps="http://schemas.microsoft.com/office/word/2010/wordprocessingShape" mc:Ignorable="w14 wp14">
+  <w:p>
+    <w:pPr>
+      <w:pStyle w:val="Header"/>
+    </w:pPr>
+  </w:p>
+</w:hdr>
 </file>
 
 <file path=word/numbering.xml><?xml version="1.0" encoding="utf-8"?>
